--- a/src/main/resources/templates/[AGRI] Hợp đồng thử việc.docx
+++ b/src/main/resources/templates/[AGRI] Hợp đồng thử việc.docx
@@ -2827,6 +2827,16 @@
                 <w:rFonts w:cs="Times New Roman"/>
               </w:rPr>
             </w:pPr>
+          </w:p>
+          <w:p>
+            <w:pPr>
+              <w:spacing w:beforeLines="50" w:before="120" w:afterLines="50" w:after="120" w:line="312" w:lineRule="auto"/>
+              <w:ind w:right="-8"/>
+              <w:jc w:val="center"/>
+              <w:rPr>
+                <w:rFonts w:cs="Times New Roman"/>
+              </w:rPr>
+            </w:pPr>
             <w:r>
               <w:rPr>
                 <w:rFonts w:cs="Times New Roman"/>
@@ -2866,17 +2876,6 @@
                 <w:bCs/>
               </w:rPr>
             </w:pPr>
-          </w:p>
-          <w:p>
-            <w:pPr>
-              <w:ind w:right="-6"/>
-              <w:jc w:val="center"/>
-              <w:rPr>
-                <w:rFonts w:cs="Times New Roman"/>
-                <w:b/>
-                <w:bCs/>
-              </w:rPr>
-            </w:pPr>
             <w:r>
               <w:rPr>
                 <w:rFonts w:cs="Times New Roman"/>
@@ -2885,15 +2884,6 @@
               </w:rPr>
               <w:t>NGƯỜI SỬ DỤNG LAO ĐỘNG</w:t>
             </w:r>
-          </w:p>
-          <w:p>
-            <w:pPr>
-              <w:ind w:right="-6"/>
-              <w:jc w:val="center"/>
-              <w:rPr>
-                <w:rFonts w:cs="Times New Roman"/>
-              </w:rPr>
-            </w:pPr>
           </w:p>
           <w:p>
             <w:pPr>
